--- a/Lab_6/result.docx
+++ b/Lab_6/result.docx
@@ -189,7 +189,7 @@
           <w:b/>
           <w:bCs/>
         </w:rPr>
-        <w:t>343</w:t>
+        <w:t>8492</w:t>
       </w:r>
     </w:p>
     <w:p>
@@ -198,7 +198,6 @@
         <w:rPr>
           <w:b/>
           <w:bCs/>
-          <w:lang w:val="en-US"/>
         </w:rPr>
       </w:pPr>
       <w:r>
@@ -212,7 +211,6 @@
         <w:rPr>
           <w:b/>
           <w:bCs/>
-          <w:lang w:val="en-US"/>
         </w:rPr>
         <w:t>6</w:t>
       </w:r>
@@ -560,6 +558,7 @@
     </w:p>
     <w:p>
       <w:pPr>
+        <w:ind w:left="-1134"/>
         <w:rPr>
           <w:b/>
           <w:bCs/>
@@ -571,9 +570,9 @@
           <w:noProof/>
         </w:rPr>
         <w:drawing>
-          <wp:inline distT="0" distB="0" distL="0" distR="0" wp14:anchorId="546BB3EF" wp14:editId="74D16455">
-            <wp:extent cx="5937250" cy="3886200"/>
-            <wp:effectExtent l="0" t="0" r="6350" b="0"/>
+          <wp:inline distT="0" distB="0" distL="0" distR="0" wp14:anchorId="546BB3EF" wp14:editId="2B50EB82">
+            <wp:extent cx="6696791" cy="4383354"/>
+            <wp:effectExtent l="0" t="0" r="0" b="0"/>
             <wp:docPr id="1423691908" name="Рисунок 1"/>
             <wp:cNvGraphicFramePr>
               <a:graphicFrameLocks xmlns:a="http://schemas.openxmlformats.org/drawingml/2006/main" noChangeAspect="1"/>
@@ -603,7 +602,7 @@
                   <pic:spPr bwMode="auto">
                     <a:xfrm>
                       <a:off x="0" y="0"/>
-                      <a:ext cx="5937250" cy="3886200"/>
+                      <a:ext cx="6709556" cy="4391709"/>
                     </a:xfrm>
                     <a:prstGeom prst="rect">
                       <a:avLst/>
@@ -674,10 +673,10 @@
           <w:lang w:val="en-US"/>
         </w:rPr>
         <w:drawing>
-          <wp:inline distT="0" distB="0" distL="0" distR="0" wp14:anchorId="50E8F5E7" wp14:editId="514A7FC0">
-            <wp:extent cx="7513125" cy="2333293"/>
-            <wp:effectExtent l="0" t="0" r="0" b="0"/>
-            <wp:docPr id="1049544635" name="Рисунок 2"/>
+          <wp:inline distT="0" distB="0" distL="0" distR="0" wp14:anchorId="49B50382" wp14:editId="14BE678E">
+            <wp:extent cx="7463195" cy="2316742"/>
+            <wp:effectExtent l="0" t="0" r="4445" b="7620"/>
+            <wp:docPr id="2116574298" name="Рисунок 1"/>
             <wp:cNvGraphicFramePr>
               <a:graphicFrameLocks xmlns:a="http://schemas.openxmlformats.org/drawingml/2006/main" noChangeAspect="1"/>
             </wp:cNvGraphicFramePr>
@@ -685,36 +684,29 @@
               <a:graphicData uri="http://schemas.openxmlformats.org/drawingml/2006/picture">
                 <pic:pic xmlns:pic="http://schemas.openxmlformats.org/drawingml/2006/picture">
                   <pic:nvPicPr>
-                    <pic:cNvPr id="0" name="Picture 4"/>
-                    <pic:cNvPicPr>
-                      <a:picLocks noChangeAspect="1" noChangeArrowheads="1"/>
-                    </pic:cNvPicPr>
+                    <pic:cNvPr id="2116574298" name=""/>
+                    <pic:cNvPicPr/>
                   </pic:nvPicPr>
                   <pic:blipFill>
-                    <a:blip r:embed="rId9" cstate="print">
+                    <a:blip r:embed="rId9">
                       <a:extLst>
-                        <a:ext uri="{28A0092B-C50C-407E-A947-70E740481C1C}">
-                          <a14:useLocalDpi xmlns:a14="http://schemas.microsoft.com/office/drawing/2010/main" val="0"/>
+                        <a:ext uri="{96DAC541-7B7A-43D3-8B79-37D633B846F1}">
+                          <asvg:svgBlip xmlns:asvg="http://schemas.microsoft.com/office/drawing/2016/SVG/main" r:embed="rId10"/>
                         </a:ext>
                       </a:extLst>
                     </a:blip>
-                    <a:srcRect/>
                     <a:stretch>
                       <a:fillRect/>
                     </a:stretch>
                   </pic:blipFill>
-                  <pic:spPr bwMode="auto">
+                  <pic:spPr>
                     <a:xfrm>
                       <a:off x="0" y="0"/>
-                      <a:ext cx="7530608" cy="2338723"/>
+                      <a:ext cx="7473820" cy="2320040"/>
                     </a:xfrm>
                     <a:prstGeom prst="rect">
                       <a:avLst/>
                     </a:prstGeom>
-                    <a:noFill/>
-                    <a:ln>
-                      <a:noFill/>
-                    </a:ln>
                   </pic:spPr>
                 </pic:pic>
               </a:graphicData>
@@ -759,7 +751,7 @@
           <w:lang w:val="en-US"/>
         </w:rPr>
       </w:pPr>
-      <w:hyperlink r:id="rId10" w:history="1">
+      <w:hyperlink r:id="rId11" w:history="1">
         <w:r>
           <w:rPr>
             <w:rStyle w:val="ac"/>
@@ -774,7 +766,14 @@
         <w:rPr>
           <w:b/>
           <w:bCs/>
-          <w:lang w:val="en-US"/>
+        </w:rPr>
+      </w:pPr>
+    </w:p>
+    <w:p>
+      <w:pPr>
+        <w:rPr>
+          <w:b/>
+          <w:bCs/>
         </w:rPr>
       </w:pPr>
     </w:p>
@@ -800,91 +799,79 @@
     </w:p>
     <w:p>
       <w:r>
-        <w:lastRenderedPageBreak/>
         <w:t>За время работы над проектом я:</w:t>
       </w:r>
     </w:p>
     <w:p>
       <w:pPr>
-        <w:numPr>
-          <w:ilvl w:val="0"/>
-          <w:numId w:val="2"/>
-        </w:numPr>
-      </w:pPr>
-      <w:r>
-        <w:t xml:space="preserve">Научился </w:t>
-      </w:r>
-      <w:r>
-        <w:t xml:space="preserve">работать с </w:t>
+        <w:ind w:left="709"/>
+      </w:pPr>
+      <w:r>
+        <w:t xml:space="preserve">• </w:t>
+      </w:r>
+      <w:r>
+        <w:t>Понял, как работает</w:t>
+      </w:r>
+      <w:r>
+        <w:t xml:space="preserve"> передач</w:t>
+      </w:r>
+      <w:r>
+        <w:t>а</w:t>
+      </w:r>
+      <w:r>
+        <w:t xml:space="preserve"> данных по протоколу TCP</w:t>
+      </w:r>
+    </w:p>
+    <w:p>
+      <w:pPr>
+        <w:ind w:left="709"/>
+      </w:pPr>
+      <w:r>
+        <w:t xml:space="preserve">• Научился </w:t>
       </w:r>
       <w:proofErr w:type="spellStart"/>
       <w:r>
-        <w:t>javadoc</w:t>
+        <w:t>сериализовать</w:t>
       </w:r>
       <w:proofErr w:type="spellEnd"/>
-    </w:p>
-    <w:p>
-      <w:pPr>
-        <w:numPr>
-          <w:ilvl w:val="0"/>
-          <w:numId w:val="2"/>
-        </w:numPr>
-      </w:pPr>
-      <w:r>
-        <w:t>Изучил к</w:t>
-      </w:r>
-      <w:r>
-        <w:t>оллекции. Сортировка элементов коллекции</w:t>
-      </w:r>
-      <w:r>
-        <w:t xml:space="preserve"> </w:t>
-      </w:r>
-    </w:p>
-    <w:p>
-      <w:pPr>
-        <w:numPr>
-          <w:ilvl w:val="0"/>
-          <w:numId w:val="2"/>
-        </w:numPr>
-      </w:pPr>
-      <w:r>
-        <w:t xml:space="preserve">Освоил </w:t>
-      </w:r>
-      <w:r>
-        <w:t>п</w:t>
-      </w:r>
-      <w:r>
-        <w:t>араметризованные типы</w:t>
-      </w:r>
-    </w:p>
-    <w:p>
-      <w:pPr>
-        <w:numPr>
-          <w:ilvl w:val="0"/>
-          <w:numId w:val="2"/>
-        </w:numPr>
-      </w:pPr>
-      <w:r>
-        <w:t>Научился использовать п</w:t>
-      </w:r>
-      <w:r>
-        <w:t>отоки ввода-вывода в Java</w:t>
-      </w:r>
-      <w:r>
-        <w:t xml:space="preserve"> на практике</w:t>
-      </w:r>
-    </w:p>
-    <w:p>
-      <w:pPr>
-        <w:rPr>
-          <w:b/>
-          <w:bCs/>
-        </w:rPr>
-      </w:pPr>
+      <w:r>
+        <w:t xml:space="preserve"> объекты для отправки команд и ответов между клиентом и сервером</w:t>
+      </w:r>
+    </w:p>
+    <w:p>
+      <w:pPr>
+        <w:ind w:left="709"/>
+      </w:pPr>
+      <w:r>
+        <w:t xml:space="preserve">• </w:t>
+      </w:r>
+      <w:r>
+        <w:t>Освоил</w:t>
+      </w:r>
+      <w:r>
+        <w:t xml:space="preserve"> Stream API и лямбда-выражения для обработки коллекций</w:t>
+      </w:r>
+    </w:p>
+    <w:p>
+      <w:pPr>
+        <w:ind w:left="709"/>
+        <w:rPr>
+          <w:b/>
+          <w:bCs/>
+        </w:rPr>
+      </w:pPr>
+      <w:r>
+        <w:t xml:space="preserve">• Настроил логирование работы сервера с помощью </w:t>
+      </w:r>
+      <w:proofErr w:type="spellStart"/>
+      <w:r>
+        <w:t>Logback</w:t>
+      </w:r>
+      <w:proofErr w:type="spellEnd"/>
     </w:p>
     <w:sectPr>
-      <w:footerReference w:type="default" r:id="rId11"/>
-      <w:footerReference w:type="first" r:id="rId12"/>
+      <w:footerReference w:type="default" r:id="rId12"/>
+      <w:footerReference w:type="first" r:id="rId13"/>
       <w:pgSz w:w="11906" w:h="16838"/>
       <w:pgMar w:top="1134" w:right="850" w:bottom="1134" w:left="1701" w:header="708" w:footer="708" w:gutter="0"/>
       <w:cols w:space="708"/>
@@ -1853,7 +1840,6 @@
   <w:style w:type="character" w:default="1" w:styleId="a0">
     <w:name w:val="Default Paragraph Font"/>
     <w:uiPriority w:val="1"/>
-    <w:semiHidden/>
     <w:unhideWhenUsed/>
   </w:style>
   <w:style w:type="table" w:default="1" w:styleId="a1">
